--- a/ProjectReport/IRS-PM-2026-10-16-AIS08FT-GRP12-SymptomGuide-GroupReport.docx
+++ b/ProjectReport/IRS-PM-2026-10-16-AIS08FT-GRP12-SymptomGuide-GroupReport.docx
@@ -383,6 +383,7 @@
     <w:p>
       <w:pPr>
         <w:pStyle w:val="Heading1"/>
+        <w:keepNext/>
         <w:spacing w:before="360" w:after="160"/>
       </w:pPr>
       <w:proofErr w:type="gramStart"/>
@@ -398,6 +399,7 @@
     <w:p>
       <w:pPr>
         <w:pStyle w:val="Heading2"/>
+        <w:keepNext/>
         <w:spacing w:before="240" w:after="100"/>
       </w:pPr>
       <w:proofErr w:type="gramStart"/>
@@ -443,6 +445,7 @@
     <w:p>
       <w:pPr>
         <w:pStyle w:val="Heading2"/>
+        <w:keepNext/>
         <w:spacing w:before="240" w:after="100"/>
       </w:pPr>
       <w:proofErr w:type="gramStart"/>
@@ -569,6 +572,7 @@
     <w:p>
       <w:pPr>
         <w:pStyle w:val="Heading2"/>
+        <w:keepNext/>
         <w:spacing w:before="240" w:after="100"/>
       </w:pPr>
       <w:proofErr w:type="gramStart"/>
@@ -1078,6 +1082,7 @@
     <w:p>
       <w:pPr>
         <w:pStyle w:val="Heading2"/>
+        <w:keepNext/>
         <w:spacing w:before="240" w:after="100"/>
       </w:pPr>
       <w:proofErr w:type="gramStart"/>
@@ -2166,6 +2171,7 @@
     <w:p>
       <w:pPr>
         <w:pStyle w:val="Heading2"/>
+        <w:keepNext/>
         <w:spacing w:before="240" w:after="100"/>
       </w:pPr>
       <w:proofErr w:type="gramStart"/>
@@ -2208,6 +2214,7 @@
     <w:p>
       <w:pPr>
         <w:pStyle w:val="Heading2"/>
+        <w:keepNext/>
         <w:spacing w:before="240" w:after="100"/>
       </w:pPr>
       <w:proofErr w:type="gramStart"/>
@@ -2246,7 +2253,8 @@
     <w:p>
       <w:pPr>
         <w:pStyle w:val="Heading1"/>
-        <w:spacing w:before="360" w:after="160"/>
+        <w:keepNext/>
+        <w:spacing w:before="0" w:after="160"/>
       </w:pPr>
       <w:proofErr w:type="gramStart"/>
       <w:r>
@@ -2260,6 +2268,7 @@
     <w:p>
       <w:pPr>
         <w:pStyle w:val="Heading2"/>
+        <w:keepNext/>
         <w:spacing w:before="240" w:after="100"/>
       </w:pPr>
       <w:proofErr w:type="gramStart"/>
@@ -2350,6 +2359,7 @@
     <w:p>
       <w:pPr>
         <w:pStyle w:val="Heading2"/>
+        <w:keepNext/>
         <w:spacing w:before="240" w:after="100"/>
       </w:pPr>
       <w:proofErr w:type="gramStart"/>
@@ -2393,7 +2403,7 @@
         </w:rPr>
         <w:drawing>
           <wp:inline distT="0" distB="0" distL="0" distR="0" wp14:anchorId="1E1FEF7E" wp14:editId="706C76C6">
-            <wp:extent cx="5689265" cy="3255524"/>
+            <wp:extent cx="5143500" cy="2943225"/>
             <wp:effectExtent l="0" t="0" r="6985" b="2540"/>
             <wp:docPr id="1" name="图片 1"/>
             <wp:cNvGraphicFramePr>
@@ -2433,6 +2443,7 @@
     </w:p>
     <w:p>
       <w:pPr>
+        <w:keepLines/>
         <w:spacing w:before="60" w:after="220"/>
         <w:jc w:val="center"/>
       </w:pPr>
@@ -2456,6 +2467,7 @@
     <w:p>
       <w:pPr>
         <w:pStyle w:val="Heading2"/>
+        <w:keepNext/>
         <w:spacing w:before="240" w:after="100"/>
       </w:pPr>
       <w:proofErr w:type="gramStart"/>
@@ -2579,6 +2591,7 @@
     <w:p>
       <w:pPr>
         <w:pStyle w:val="Heading2"/>
+        <w:keepNext/>
         <w:spacing w:before="240" w:after="100"/>
       </w:pPr>
       <w:proofErr w:type="gramStart"/>
@@ -3273,6 +3286,7 @@
     <w:p>
       <w:pPr>
         <w:pStyle w:val="Heading2"/>
+        <w:keepNext/>
         <w:spacing w:before="240" w:after="100"/>
       </w:pPr>
       <w:proofErr w:type="gramStart"/>
@@ -3389,6 +3403,7 @@
     <w:p>
       <w:pPr>
         <w:pStyle w:val="Heading2"/>
+        <w:keepNext/>
         <w:spacing w:before="240" w:after="100"/>
       </w:pPr>
       <w:proofErr w:type="gramStart"/>
@@ -3411,6 +3426,7 @@
     <w:p>
       <w:pPr>
         <w:pStyle w:val="Heading2"/>
+        <w:keepNext/>
         <w:spacing w:before="240" w:after="100"/>
       </w:pPr>
       <w:proofErr w:type="gramStart"/>
@@ -3445,6 +3461,7 @@
     <w:p>
       <w:pPr>
         <w:pStyle w:val="Heading2"/>
+        <w:keepNext/>
         <w:spacing w:before="240" w:after="100"/>
       </w:pPr>
       <w:proofErr w:type="gramStart"/>
@@ -4328,7 +4345,8 @@
     <w:p>
       <w:pPr>
         <w:pStyle w:val="Heading1"/>
-        <w:spacing w:before="360" w:after="160"/>
+        <w:keepNext/>
+        <w:spacing w:before="0" w:after="160"/>
       </w:pPr>
       <w:proofErr w:type="gramStart"/>
       <w:r>
@@ -4342,6 +4360,7 @@
     <w:p>
       <w:pPr>
         <w:pStyle w:val="Heading2"/>
+        <w:keepNext/>
         <w:spacing w:before="240" w:after="100"/>
       </w:pPr>
       <w:proofErr w:type="gramStart"/>
@@ -4420,6 +4439,7 @@
     <w:p>
       <w:pPr>
         <w:pStyle w:val="Heading2"/>
+        <w:keepNext/>
         <w:spacing w:before="240" w:after="100"/>
       </w:pPr>
       <w:proofErr w:type="gramStart"/>
@@ -4502,6 +4522,7 @@
     <w:p>
       <w:pPr>
         <w:pStyle w:val="Heading2"/>
+        <w:keepNext/>
         <w:spacing w:before="240" w:after="100"/>
       </w:pPr>
       <w:proofErr w:type="gramStart"/>
@@ -4601,6 +4622,7 @@
     <w:p>
       <w:pPr>
         <w:pStyle w:val="Heading2"/>
+        <w:keepNext/>
         <w:spacing w:before="240" w:after="100"/>
       </w:pPr>
       <w:proofErr w:type="gramStart"/>
@@ -4622,79 +4644,191 @@
     </w:p>
     <w:p>
       <w:pPr>
-        <w:pStyle w:val="Heading2"/>
-        <w:spacing w:before="240" w:after="100"/>
-      </w:pPr>
-      <w:proofErr w:type="gramStart"/>
-      <w:r>
-        <w:t>3.5  Observability</w:t>
-      </w:r>
-      <w:proofErr w:type="gramEnd"/>
-      <w:r>
-        <w:t>, testing and reproducibility</w:t>
-      </w:r>
-    </w:p>
-    <w:p>
-      <w:pPr>
-        <w:spacing w:after="120" w:line="276" w:lineRule="auto"/>
-      </w:pPr>
-      <w:r>
-        <w:t>Each pipeline stage writes structured log entries (startup, flow, NLP, agent, LLM, recall, search, drugs), so a single consultation can be traced from the user's words to the model input, the top-5 probabilities, the chosen question and the stopping decision. Logs carry a hash of the session identifier and do not record the user's raw text unless this is explicitly enabled. The back end has 234 automated tests, including 16 dedicated to the stopping rule. These cover configuration, exact boundary values (top-3 mass 0.900 versus 0.899), full sessions and the real model. Three evaluation scripts reproduce every number in Section 3, and the stop-rule validation fails with an error if accuracy or efficiency falls below fixed regression thresholds.</w:t>
-      </w:r>
-    </w:p>
-    <w:p>
-      <w:pPr>
         <w:keepNext/>
-        <w:spacing w:before="120"/>
+        <w:spacing w:before="120" w:after="0"/>
+      </w:pPr>
+    </w:p>
+    <w:tbl>
+      <w:tblPr>
+        <w:tblW w:w="9026" w:type="dxa"/>
         <w:jc w:val="center"/>
-      </w:pPr>
-      <w:r>
-        <w:rPr>
-          <w:noProof/>
-        </w:rPr>
-        <w:lastRenderedPageBreak/>
-        <w:drawing>
-          <wp:inline distT="0" distB="0" distL="0" distR="0" wp14:anchorId="3372170F" wp14:editId="4B27772B">
-            <wp:extent cx="4762500" cy="3390900"/>
-            <wp:effectExtent l="0" t="0" r="0" b="0"/>
-            <wp:docPr id="2" name="图片 2"/>
-            <wp:cNvGraphicFramePr>
-              <a:graphicFrameLocks xmlns:a="http://schemas.openxmlformats.org/drawingml/2006/main" noChangeAspect="1"/>
-            </wp:cNvGraphicFramePr>
-            <a:graphic xmlns:a="http://schemas.openxmlformats.org/drawingml/2006/main">
-              <a:graphicData uri="http://schemas.openxmlformats.org/drawingml/2006/picture">
-                <pic:pic xmlns:pic="http://schemas.openxmlformats.org/drawingml/2006/picture">
-                  <pic:nvPicPr>
-                    <pic:cNvPr id="2" name="图片 2"/>
-                    <pic:cNvPicPr>
-                      <a:picLocks noChangeAspect="1" noChangeArrowheads="1"/>
-                    </pic:cNvPicPr>
-                  </pic:nvPicPr>
-                  <pic:blipFill>
-                    <a:blip r:embed="rId8"/>
-                    <a:srcRect/>
-                    <a:stretch>
-                      <a:fillRect/>
-                    </a:stretch>
-                  </pic:blipFill>
-                  <pic:spPr>
-                    <a:xfrm>
-                      <a:off x="0" y="0"/>
-                      <a:ext cx="4762500" cy="3390900"/>
-                    </a:xfrm>
-                    <a:prstGeom prst="rect">
-                      <a:avLst/>
-                    </a:prstGeom>
-                  </pic:spPr>
-                </pic:pic>
-              </a:graphicData>
-            </a:graphic>
-          </wp:inline>
-        </w:drawing>
-      </w:r>
-    </w:p>
-    <w:p>
-      <w:pPr>
+        <w:tblBorders>
+          <w:top w:val="nil"/>
+          <w:left w:val="nil"/>
+          <w:bottom w:val="nil"/>
+          <w:right w:val="nil"/>
+          <w:insideH w:val="nil"/>
+          <w:insideV w:val="nil"/>
+        </w:tblBorders>
+        <w:tblLayout w:type="fixed"/>
+        <w:tblCellMar>
+          <w:left w:w="60" w:type="dxa"/>
+          <w:right w:w="60" w:type="dxa"/>
+        </w:tblCellMar>
+      </w:tblPr>
+      <w:tblGrid>
+        <w:gridCol w:w="5320"/>
+        <w:gridCol w:w="3706"/>
+      </w:tblGrid>
+      <w:tr>
+        <w:trPr>
+          <w:cantSplit/>
+        </w:trPr>
+        <w:tc>
+          <w:tcPr>
+            <w:tcW w:w="5320" w:type="dxa"/>
+            <w:tcBorders>
+              <w:top w:val="nil"/>
+              <w:left w:val="nil"/>
+              <w:bottom w:val="nil"/>
+              <w:right w:val="nil"/>
+            </w:tcBorders>
+            <w:vAlign w:val="bottom"/>
+          </w:tcPr>
+          <w:p>
+            <w:pPr>
+              <w:keepNext/>
+              <w:jc w:val="center"/>
+            </w:pPr>
+            <w:r>
+              <w:rPr>
+                <w:noProof/>
+              </w:rPr>
+              <w:drawing>
+                <wp:inline distT="0" distB="0" distL="0" distR="0" wp14:anchorId="3372170F" wp14:editId="4B27772B">
+                  <wp:extent cx="3344452" cy="2381250"/>
+                  <wp:effectExtent l="0" t="0" r="0" b="0"/>
+                  <wp:docPr id="2" name="图片 2"/>
+                  <wp:cNvGraphicFramePr>
+                    <a:graphicFrameLocks xmlns:a="http://schemas.openxmlformats.org/drawingml/2006/main" noChangeAspect="1"/>
+                  </wp:cNvGraphicFramePr>
+                  <a:graphic xmlns:a="http://schemas.openxmlformats.org/drawingml/2006/main">
+                    <a:graphicData uri="http://schemas.openxmlformats.org/drawingml/2006/picture">
+                      <pic:pic xmlns:pic="http://schemas.openxmlformats.org/drawingml/2006/picture">
+                        <pic:nvPicPr>
+                          <pic:cNvPr id="2" name="图片 2"/>
+                          <pic:cNvPicPr>
+                            <a:picLocks noChangeAspect="1" noChangeArrowheads="1"/>
+                          </pic:cNvPicPr>
+                        </pic:nvPicPr>
+                        <pic:blipFill>
+                          <a:blip r:embed="rId8"/>
+                          <a:srcRect/>
+                          <a:stretch>
+                            <a:fillRect/>
+                          </a:stretch>
+                        </pic:blipFill>
+                        <pic:spPr>
+                          <a:xfrm>
+                            <a:off x="0" y="0"/>
+                            <a:ext cx="3344452" cy="2381250"/>
+                          </a:xfrm>
+                          <a:prstGeom prst="rect">
+                            <a:avLst/>
+                          </a:prstGeom>
+                        </pic:spPr>
+                      </pic:pic>
+                    </a:graphicData>
+                  </a:graphic>
+                </wp:inline>
+              </w:drawing>
+            </w:r>
+          </w:p>
+          <w:p>
+            <w:pPr>
+              <w:keepNext/>
+              <w:spacing w:before="40" w:after="0"/>
+              <w:jc w:val="center"/>
+            </w:pPr>
+            <w:r>
+              <w:rPr>
+                <w:sz w:val="19"/>
+                <w:szCs w:val="19"/>
+              </w:rPr>
+              <w:t>(a)</w:t>
+            </w:r>
+          </w:p>
+        </w:tc>
+        <w:tc>
+          <w:tcPr>
+            <w:tcW w:w="3706" w:type="dxa"/>
+            <w:tcBorders>
+              <w:top w:val="nil"/>
+              <w:left w:val="nil"/>
+              <w:bottom w:val="nil"/>
+              <w:right w:val="nil"/>
+            </w:tcBorders>
+            <w:vAlign w:val="bottom"/>
+          </w:tcPr>
+          <w:p>
+            <w:pPr>
+              <w:keepNext/>
+              <w:jc w:val="center"/>
+            </w:pPr>
+            <w:r>
+              <w:rPr>
+                <w:noProof/>
+              </w:rPr>
+              <w:drawing>
+                <wp:inline distT="0" distB="0" distL="0" distR="0" wp14:anchorId="72FEED67" wp14:editId="38E66CBF">
+                  <wp:extent cx="2329484" cy="2381250"/>
+                  <wp:effectExtent l="0" t="0" r="0" b="0"/>
+                  <wp:docPr id="3" name="图片 3"/>
+                  <wp:cNvGraphicFramePr>
+                    <a:graphicFrameLocks xmlns:a="http://schemas.openxmlformats.org/drawingml/2006/main" noChangeAspect="1"/>
+                  </wp:cNvGraphicFramePr>
+                  <a:graphic xmlns:a="http://schemas.openxmlformats.org/drawingml/2006/main">
+                    <a:graphicData uri="http://schemas.openxmlformats.org/drawingml/2006/picture">
+                      <pic:pic xmlns:pic="http://schemas.openxmlformats.org/drawingml/2006/picture">
+                        <pic:nvPicPr>
+                          <pic:cNvPr id="3" name="图片 3"/>
+                          <pic:cNvPicPr>
+                            <a:picLocks noChangeAspect="1" noChangeArrowheads="1"/>
+                          </pic:cNvPicPr>
+                        </pic:nvPicPr>
+                        <pic:blipFill>
+                          <a:blip r:embed="rId9"/>
+                          <a:srcRect/>
+                          <a:stretch>
+                            <a:fillRect/>
+                          </a:stretch>
+                        </pic:blipFill>
+                        <pic:spPr>
+                          <a:xfrm>
+                            <a:off x="0" y="0"/>
+                            <a:ext cx="2329484" cy="2381250"/>
+                          </a:xfrm>
+                          <a:prstGeom prst="rect">
+                            <a:avLst/>
+                          </a:prstGeom>
+                        </pic:spPr>
+                      </pic:pic>
+                    </a:graphicData>
+                  </a:graphic>
+                </wp:inline>
+              </w:drawing>
+            </w:r>
+          </w:p>
+          <w:p>
+            <w:pPr>
+              <w:keepNext/>
+              <w:spacing w:before="40" w:after="0"/>
+              <w:jc w:val="center"/>
+            </w:pPr>
+            <w:r>
+              <w:rPr>
+                <w:sz w:val="19"/>
+                <w:szCs w:val="19"/>
+              </w:rPr>
+              <w:t>(b)</w:t>
+            </w:r>
+          </w:p>
+        </w:tc>
+      </w:tr>
+    </w:tbl>
+    <w:p>
+      <w:pPr>
+        <w:keepLines/>
         <w:spacing w:before="60" w:after="220"/>
         <w:jc w:val="center"/>
       </w:pPr>
@@ -4705,92 +4839,44 @@
           <w:sz w:val="19"/>
           <w:szCs w:val="19"/>
         </w:rPr>
-        <w:t>Figure 2a.</w:t>
+        <w:t>Figure 2.</w:t>
       </w:r>
       <w:r>
         <w:rPr>
           <w:sz w:val="19"/>
           <w:szCs w:val="19"/>
         </w:rPr>
-        <w:t xml:space="preserve"> Conversation view: the follow-up question with its rationale, Yes / No / Not sure buttons, and the editable symptom log.</w:t>
-      </w:r>
-    </w:p>
-    <w:p>
-      <w:pPr>
+        <w:t xml:space="preserve"> User interface. (a) Conversation view: the follow-up question with its rationale, Yes / No / Not sure buttons and the editable symptom log. (b) Result pop-up after a converged interview: top-3 conditions with supporting symptoms, related drugs from the knowledge graph and the disclaimer.</w:t>
+      </w:r>
+    </w:p>
+    <w:p>
+      <w:pPr>
+        <w:pStyle w:val="Heading2"/>
         <w:keepNext/>
-        <w:spacing w:before="120"/>
-        <w:jc w:val="center"/>
-      </w:pPr>
-      <w:r>
-        <w:rPr>
-          <w:noProof/>
-        </w:rPr>
-        <w:drawing>
-          <wp:inline distT="0" distB="0" distL="0" distR="0" wp14:anchorId="72FEED67" wp14:editId="38E66CBF">
-            <wp:extent cx="3429000" cy="3505200"/>
-            <wp:effectExtent l="0" t="0" r="0" b="0"/>
-            <wp:docPr id="3" name="图片 3"/>
-            <wp:cNvGraphicFramePr>
-              <a:graphicFrameLocks xmlns:a="http://schemas.openxmlformats.org/drawingml/2006/main" noChangeAspect="1"/>
-            </wp:cNvGraphicFramePr>
-            <a:graphic xmlns:a="http://schemas.openxmlformats.org/drawingml/2006/main">
-              <a:graphicData uri="http://schemas.openxmlformats.org/drawingml/2006/picture">
-                <pic:pic xmlns:pic="http://schemas.openxmlformats.org/drawingml/2006/picture">
-                  <pic:nvPicPr>
-                    <pic:cNvPr id="3" name="图片 3"/>
-                    <pic:cNvPicPr>
-                      <a:picLocks noChangeAspect="1" noChangeArrowheads="1"/>
-                    </pic:cNvPicPr>
-                  </pic:nvPicPr>
-                  <pic:blipFill>
-                    <a:blip r:embed="rId9"/>
-                    <a:srcRect/>
-                    <a:stretch>
-                      <a:fillRect/>
-                    </a:stretch>
-                  </pic:blipFill>
-                  <pic:spPr>
-                    <a:xfrm>
-                      <a:off x="0" y="0"/>
-                      <a:ext cx="3429000" cy="3505200"/>
-                    </a:xfrm>
-                    <a:prstGeom prst="rect">
-                      <a:avLst/>
-                    </a:prstGeom>
-                  </pic:spPr>
-                </pic:pic>
-              </a:graphicData>
-            </a:graphic>
-          </wp:inline>
-        </w:drawing>
-      </w:r>
-    </w:p>
-    <w:p>
-      <w:pPr>
-        <w:spacing w:before="60" w:after="220"/>
-        <w:jc w:val="center"/>
-      </w:pPr>
-      <w:r>
-        <w:rPr>
-          <w:b/>
-          <w:bCs/>
-          <w:sz w:val="19"/>
-          <w:szCs w:val="19"/>
-        </w:rPr>
-        <w:t>Figure 2b.</w:t>
-      </w:r>
-      <w:r>
-        <w:rPr>
-          <w:sz w:val="19"/>
-          <w:szCs w:val="19"/>
-        </w:rPr>
-        <w:t xml:space="preserve"> Result pop-up after a converged interview: top-3 conditions with supporting symptoms, related drugs from the knowledge graph, and the disclaimer.</w:t>
+        <w:spacing w:before="240" w:after="100"/>
+      </w:pPr>
+      <w:proofErr w:type="gramStart"/>
+      <w:r>
+        <w:t>3.5  Observability</w:t>
+      </w:r>
+      <w:proofErr w:type="gramEnd"/>
+      <w:r>
+        <w:t>, testing and reproducibility</w:t>
+      </w:r>
+    </w:p>
+    <w:p>
+      <w:pPr>
+        <w:spacing w:after="120" w:line="276" w:lineRule="auto"/>
+      </w:pPr>
+      <w:r>
+        <w:t>Each pipeline stage writes structured log entries (startup, flow, NLP, agent, LLM, recall, search, drugs), so a single consultation can be traced from the user's words to the model input, the top-5 probabilities, the chosen question and the stopping decision. Logs carry a hash of the session identifier and do not record the user's raw text unless this is explicitly enabled. The back end has 234 automated tests, including 16 dedicated to the stopping rule. These cover configuration, exact boundary values (top-3 mass 0.900 versus 0.899), full sessions and the real model. Three evaluation scripts reproduce every number in Section 4, and the stop-rule validation fails with an error if accuracy or efficiency falls below fixed regression thresholds.</w:t>
       </w:r>
     </w:p>
     <w:p>
       <w:pPr>
         <w:pStyle w:val="Heading1"/>
-        <w:spacing w:before="360" w:after="160"/>
+        <w:keepNext/>
+        <w:spacing w:before="0" w:after="160"/>
       </w:pPr>
       <w:proofErr w:type="gramStart"/>
       <w:r>
@@ -4801,6 +4887,7 @@
     <w:p>
       <w:pPr>
         <w:pStyle w:val="Heading2"/>
+        <w:keepNext/>
         <w:spacing w:before="240" w:after="100"/>
       </w:pPr>
       <w:proofErr w:type="gramStart"/>
@@ -5493,6 +5580,7 @@
     <w:p>
       <w:pPr>
         <w:pStyle w:val="Heading2"/>
+        <w:keepNext/>
         <w:spacing w:before="240" w:after="100"/>
       </w:pPr>
       <w:proofErr w:type="gramStart"/>
@@ -6252,6 +6340,7 @@
     <w:p>
       <w:pPr>
         <w:pStyle w:val="Heading2"/>
+        <w:keepNext/>
         <w:spacing w:before="240" w:after="100"/>
       </w:pPr>
       <w:proofErr w:type="gramStart"/>
@@ -7498,7 +7587,7 @@
         </w:rPr>
         <w:drawing>
           <wp:inline distT="0" distB="0" distL="0" distR="0" wp14:anchorId="7AE6BD9D" wp14:editId="01053543">
-            <wp:extent cx="4476750" cy="2457450"/>
+            <wp:extent cx="4286250" cy="2352878"/>
             <wp:effectExtent l="0" t="0" r="0" b="0"/>
             <wp:docPr id="4" name="图片 4"/>
             <wp:cNvGraphicFramePr>
@@ -7523,7 +7612,7 @@
                   <pic:spPr>
                     <a:xfrm>
                       <a:off x="0" y="0"/>
-                      <a:ext cx="4476750" cy="2457450"/>
+                      <a:ext cx="4286250" cy="2352878"/>
                     </a:xfrm>
                     <a:prstGeom prst="rect">
                       <a:avLst/>
@@ -7538,6 +7627,7 @@
     </w:p>
     <w:p>
       <w:pPr>
+        <w:keepLines/>
         <w:spacing w:before="60" w:after="220"/>
         <w:jc w:val="center"/>
       </w:pPr>
@@ -7561,6 +7651,7 @@
     <w:p>
       <w:pPr>
         <w:pStyle w:val="Heading2"/>
+        <w:keepNext/>
         <w:spacing w:before="240" w:after="100"/>
       </w:pPr>
       <w:proofErr w:type="gramStart"/>
@@ -7583,6 +7674,7 @@
     <w:p>
       <w:pPr>
         <w:pStyle w:val="Heading2"/>
+        <w:keepNext/>
         <w:spacing w:before="240" w:after="100"/>
       </w:pPr>
       <w:proofErr w:type="gramStart"/>
@@ -7600,6 +7692,29 @@
       </w:pPr>
       <w:r>
         <w:t>Three perturbations were applied to D1 (Figure 4). When 30% of the answers were "Not sure", Hits@3 fell only from 85.4% to 81.2% and the interview grew by 0.8 questions. A single wrong answer to the first question was far more harmful: Hits@3 fell to 66.0%, and the stopping rule fired with only 75% precision, because the interview stopped early on misleading evidence. Opening with one symptom instead of two needed 9.1 questions and reached a Hits@3 of 67.2%.</w:t>
+      </w:r>
+    </w:p>
+    <w:p>
+      <w:pPr>
+        <w:pStyle w:val="Heading2"/>
+        <w:keepNext/>
+        <w:spacing w:before="240" w:after="100"/>
+      </w:pPr>
+      <w:proofErr w:type="gramStart"/>
+      <w:r>
+        <w:t>4.6  Robustness</w:t>
+      </w:r>
+      <w:proofErr w:type="gramEnd"/>
+      <w:r>
+        <w:t xml:space="preserve"> of language understanding</w:t>
+      </w:r>
+    </w:p>
+    <w:p>
+      <w:pPr>
+        <w:spacing w:after="120" w:line="276" w:lineRule="auto"/>
+      </w:pPr>
+      <w:r>
+        <w:t>On the 40 blind probes, the language-understanding changes of Section 3.3 raised the pass rate from 20% to 55% (Figure 5). Typos rose from 0/6 to 5/6, negation from 1/6 to 3/6 and colloquial wording from 0/14 to 4/14. The development probes, which guided the changes, rose from 45% to 100%, and the held-out probes from 20% to 90%; both figures are optimistic for that reason. End to end, the share of D2 vignettes whose correct diagnosis enters the candidate list after a natural-language opening rose from 28.9% to 47.4%. It now matches the rate obtained when the symptoms are entered as exact vocabulary terms. These results use the rule-based path; the LLM path was not evaluated quantitatively, because its outputs are not deterministic.</w:t>
       </w:r>
     </w:p>
     <w:p>
@@ -7615,7 +7730,7 @@
         <w:lastRenderedPageBreak/>
         <w:drawing>
           <wp:inline distT="0" distB="0" distL="0" distR="0" wp14:anchorId="3FD8FD51" wp14:editId="027AEC30">
-            <wp:extent cx="5334000" cy="2447925"/>
+            <wp:extent cx="4762500" cy="2185647"/>
             <wp:effectExtent l="0" t="0" r="0" b="0"/>
             <wp:docPr id="5" name="图片 5"/>
             <wp:cNvGraphicFramePr>
@@ -7640,7 +7755,7 @@
                   <pic:spPr>
                     <a:xfrm>
                       <a:off x="0" y="0"/>
-                      <a:ext cx="5334000" cy="2447925"/>
+                      <a:ext cx="4762500" cy="2185647"/>
                     </a:xfrm>
                     <a:prstGeom prst="rect">
                       <a:avLst/>
@@ -7655,6 +7770,7 @@
     </w:p>
     <w:p>
       <w:pPr>
+        <w:keepLines/>
         <w:spacing w:before="60" w:after="220"/>
         <w:jc w:val="center"/>
       </w:pPr>
@@ -7677,58 +7793,6 @@
     </w:p>
     <w:p>
       <w:pPr>
-        <w:pStyle w:val="Heading2"/>
-        <w:spacing w:before="240" w:after="100"/>
-      </w:pPr>
-      <w:proofErr w:type="gramStart"/>
-      <w:r>
-        <w:t>4.6  Robustness</w:t>
-      </w:r>
-      <w:proofErr w:type="gramEnd"/>
-      <w:r>
-        <w:t xml:space="preserve"> of language understanding</w:t>
-      </w:r>
-    </w:p>
-    <w:p>
-      <w:pPr>
-        <w:spacing w:after="120" w:line="276" w:lineRule="auto"/>
-      </w:pPr>
-      <w:r>
-        <w:t>On the 40 blind probes, the language-understanding changes of Section 3.3 raised the pass rate from 20% to 55% (Figure 5). Typos rose from 0/6 to 5/6, negation from 1/6 to 3/6 and colloquial wording from 0/14 to 4/14. The development probes, which guided the changes, rose from 45% to 100%, and the held-out probes from 20% to 90%; both figures are optimistic for that reason. End to end, the share of D2 vignettes whose correct diagnosis enters the candidate list after a natural-language opening rose from 28.9% to 47.4%. It now matches the rate obtained when the symptoms are entered as exact vocabulary terms. These results use the rule-based path; the LLM path was not evaluated quantitatively, because its outputs are not deterministic.</w:t>
-      </w:r>
-    </w:p>
-    <w:p>
-      <w:pPr>
-        <w:pStyle w:val="Heading2"/>
-        <w:spacing w:before="240" w:after="100"/>
-      </w:pPr>
-      <w:proofErr w:type="gramStart"/>
-      <w:r>
-        <w:t>4.7  Explainability</w:t>
-      </w:r>
-      <w:proofErr w:type="gramEnd"/>
-      <w:r>
-        <w:t xml:space="preserve"> and safety</w:t>
-      </w:r>
-    </w:p>
-    <w:p>
-      <w:pPr>
-        <w:spacing w:after="120" w:line="276" w:lineRule="auto"/>
-      </w:pPr>
-      <w:r>
-        <w:t xml:space="preserve">Automatic checks over all D2 sessions are </w:t>
-      </w:r>
-      <w:proofErr w:type="spellStart"/>
-      <w:r>
-        <w:t>summarised</w:t>
-      </w:r>
-      <w:proofErr w:type="spellEnd"/>
-      <w:r>
-        <w:t xml:space="preserve"> in Table 8. All explainability checks passed. The safety checks show two weaknesses: a recommendation for urgent care in red-flag cases, which is not implemented, and conclusions reached from denials alone.</w:t>
-      </w:r>
-    </w:p>
-    <w:p>
-      <w:pPr>
         <w:keepNext/>
         <w:spacing w:before="120"/>
         <w:jc w:val="center"/>
@@ -7739,7 +7803,7 @@
         </w:rPr>
         <w:drawing>
           <wp:inline distT="0" distB="0" distL="0" distR="0" wp14:anchorId="40C3B19F" wp14:editId="2E8205D8">
-            <wp:extent cx="4476750" cy="2457450"/>
+            <wp:extent cx="3810000" cy="2091447"/>
             <wp:effectExtent l="0" t="0" r="0" b="0"/>
             <wp:docPr id="6" name="图片 6"/>
             <wp:cNvGraphicFramePr>
@@ -7764,7 +7828,7 @@
                   <pic:spPr>
                     <a:xfrm>
                       <a:off x="0" y="0"/>
-                      <a:ext cx="4476750" cy="2457450"/>
+                      <a:ext cx="3810000" cy="2091447"/>
                     </a:xfrm>
                     <a:prstGeom prst="rect">
                       <a:avLst/>
@@ -7779,6 +7843,7 @@
     </w:p>
     <w:p>
       <w:pPr>
+        <w:keepLines/>
         <w:spacing w:before="60" w:after="220"/>
         <w:jc w:val="center"/>
       </w:pPr>
@@ -7797,6 +7862,37 @@
           <w:szCs w:val="19"/>
         </w:rPr>
         <w:t xml:space="preserve"> Blind language probes passed before and after the improvements, by type of input.</w:t>
+      </w:r>
+    </w:p>
+    <w:p>
+      <w:pPr>
+        <w:pStyle w:val="Heading2"/>
+        <w:keepNext/>
+        <w:spacing w:before="240" w:after="100"/>
+      </w:pPr>
+      <w:proofErr w:type="gramStart"/>
+      <w:r>
+        <w:t>4.7  Explainability</w:t>
+      </w:r>
+      <w:proofErr w:type="gramEnd"/>
+      <w:r>
+        <w:t xml:space="preserve"> and safety</w:t>
+      </w:r>
+    </w:p>
+    <w:p>
+      <w:pPr>
+        <w:spacing w:after="120" w:line="276" w:lineRule="auto"/>
+      </w:pPr>
+      <w:r>
+        <w:t xml:space="preserve">Automatic checks over all D2 sessions are </w:t>
+      </w:r>
+      <w:proofErr w:type="spellStart"/>
+      <w:r>
+        <w:t>summarised</w:t>
+      </w:r>
+      <w:proofErr w:type="spellEnd"/>
+      <w:r>
+        <w:t xml:space="preserve"> in Table 8. All explainability checks passed. The safety checks show two weaknesses: a recommendation for urgent care in red-flag cases, which is not implemented, and conclusions reached from denials alone.</w:t>
       </w:r>
     </w:p>
     <w:p>
@@ -7861,9 +7957,9 @@
             </w:tcBorders>
             <w:shd w:val="clear" w:color="auto" w:fill="E8EEF4"/>
             <w:tcMar>
-              <w:top w:w="60" w:type="dxa"/>
-              <w:left w:w="90" w:type="dxa"/>
-              <w:bottom w:w="60" w:type="dxa"/>
+              <w:top w:w="25" w:type="dxa"/>
+              <w:left w:w="90" w:type="dxa"/>
+              <w:bottom w:w="25" w:type="dxa"/>
               <w:right w:w="90" w:type="dxa"/>
             </w:tcMar>
           </w:tcPr>
@@ -7895,9 +7991,9 @@
             </w:tcBorders>
             <w:shd w:val="clear" w:color="auto" w:fill="E8EEF4"/>
             <w:tcMar>
-              <w:top w:w="60" w:type="dxa"/>
-              <w:left w:w="90" w:type="dxa"/>
-              <w:bottom w:w="60" w:type="dxa"/>
+              <w:top w:w="25" w:type="dxa"/>
+              <w:left w:w="90" w:type="dxa"/>
+              <w:bottom w:w="25" w:type="dxa"/>
               <w:right w:w="90" w:type="dxa"/>
             </w:tcMar>
           </w:tcPr>
@@ -7933,9 +8029,9 @@
               <w:right w:val="single" w:sz="4" w:space="0" w:color="A6A6A6"/>
             </w:tcBorders>
             <w:tcMar>
-              <w:top w:w="60" w:type="dxa"/>
-              <w:left w:w="90" w:type="dxa"/>
-              <w:bottom w:w="60" w:type="dxa"/>
+              <w:top w:w="25" w:type="dxa"/>
+              <w:left w:w="90" w:type="dxa"/>
+              <w:bottom w:w="25" w:type="dxa"/>
               <w:right w:w="90" w:type="dxa"/>
             </w:tcMar>
           </w:tcPr>
@@ -7964,9 +8060,9 @@
               <w:right w:val="single" w:sz="4" w:space="0" w:color="A6A6A6"/>
             </w:tcBorders>
             <w:tcMar>
-              <w:top w:w="60" w:type="dxa"/>
-              <w:left w:w="90" w:type="dxa"/>
-              <w:bottom w:w="60" w:type="dxa"/>
+              <w:top w:w="25" w:type="dxa"/>
+              <w:left w:w="90" w:type="dxa"/>
+              <w:bottom w:w="25" w:type="dxa"/>
               <w:right w:w="90" w:type="dxa"/>
             </w:tcMar>
           </w:tcPr>
@@ -8000,9 +8096,9 @@
               <w:right w:val="single" w:sz="4" w:space="0" w:color="A6A6A6"/>
             </w:tcBorders>
             <w:tcMar>
-              <w:top w:w="60" w:type="dxa"/>
-              <w:left w:w="90" w:type="dxa"/>
-              <w:bottom w:w="60" w:type="dxa"/>
+              <w:top w:w="25" w:type="dxa"/>
+              <w:left w:w="90" w:type="dxa"/>
+              <w:bottom w:w="25" w:type="dxa"/>
               <w:right w:w="90" w:type="dxa"/>
             </w:tcMar>
           </w:tcPr>
@@ -8031,9 +8127,9 @@
               <w:right w:val="single" w:sz="4" w:space="0" w:color="A6A6A6"/>
             </w:tcBorders>
             <w:tcMar>
-              <w:top w:w="60" w:type="dxa"/>
-              <w:left w:w="90" w:type="dxa"/>
-              <w:bottom w:w="60" w:type="dxa"/>
+              <w:top w:w="25" w:type="dxa"/>
+              <w:left w:w="90" w:type="dxa"/>
+              <w:bottom w:w="25" w:type="dxa"/>
               <w:right w:w="90" w:type="dxa"/>
             </w:tcMar>
           </w:tcPr>
@@ -8067,9 +8163,9 @@
               <w:right w:val="single" w:sz="4" w:space="0" w:color="A6A6A6"/>
             </w:tcBorders>
             <w:tcMar>
-              <w:top w:w="60" w:type="dxa"/>
-              <w:left w:w="90" w:type="dxa"/>
-              <w:bottom w:w="60" w:type="dxa"/>
+              <w:top w:w="25" w:type="dxa"/>
+              <w:left w:w="90" w:type="dxa"/>
+              <w:bottom w:w="25" w:type="dxa"/>
               <w:right w:w="90" w:type="dxa"/>
             </w:tcMar>
           </w:tcPr>
@@ -8098,9 +8194,9 @@
               <w:right w:val="single" w:sz="4" w:space="0" w:color="A6A6A6"/>
             </w:tcBorders>
             <w:tcMar>
-              <w:top w:w="60" w:type="dxa"/>
-              <w:left w:w="90" w:type="dxa"/>
-              <w:bottom w:w="60" w:type="dxa"/>
+              <w:top w:w="25" w:type="dxa"/>
+              <w:left w:w="90" w:type="dxa"/>
+              <w:bottom w:w="25" w:type="dxa"/>
               <w:right w:w="90" w:type="dxa"/>
             </w:tcMar>
           </w:tcPr>
@@ -8134,9 +8230,9 @@
               <w:right w:val="single" w:sz="4" w:space="0" w:color="A6A6A6"/>
             </w:tcBorders>
             <w:tcMar>
-              <w:top w:w="60" w:type="dxa"/>
-              <w:left w:w="90" w:type="dxa"/>
-              <w:bottom w:w="60" w:type="dxa"/>
+              <w:top w:w="25" w:type="dxa"/>
+              <w:left w:w="90" w:type="dxa"/>
+              <w:bottom w:w="25" w:type="dxa"/>
               <w:right w:w="90" w:type="dxa"/>
             </w:tcMar>
           </w:tcPr>
@@ -8165,9 +8261,9 @@
               <w:right w:val="single" w:sz="4" w:space="0" w:color="A6A6A6"/>
             </w:tcBorders>
             <w:tcMar>
-              <w:top w:w="60" w:type="dxa"/>
-              <w:left w:w="90" w:type="dxa"/>
-              <w:bottom w:w="60" w:type="dxa"/>
+              <w:top w:w="25" w:type="dxa"/>
+              <w:left w:w="90" w:type="dxa"/>
+              <w:bottom w:w="25" w:type="dxa"/>
               <w:right w:w="90" w:type="dxa"/>
             </w:tcMar>
           </w:tcPr>
@@ -8201,9 +8297,9 @@
               <w:right w:val="single" w:sz="4" w:space="0" w:color="A6A6A6"/>
             </w:tcBorders>
             <w:tcMar>
-              <w:top w:w="60" w:type="dxa"/>
-              <w:left w:w="90" w:type="dxa"/>
-              <w:bottom w:w="60" w:type="dxa"/>
+              <w:top w:w="25" w:type="dxa"/>
+              <w:left w:w="90" w:type="dxa"/>
+              <w:bottom w:w="25" w:type="dxa"/>
               <w:right w:w="90" w:type="dxa"/>
             </w:tcMar>
           </w:tcPr>
@@ -8232,9 +8328,9 @@
               <w:right w:val="single" w:sz="4" w:space="0" w:color="A6A6A6"/>
             </w:tcBorders>
             <w:tcMar>
-              <w:top w:w="60" w:type="dxa"/>
-              <w:left w:w="90" w:type="dxa"/>
-              <w:bottom w:w="60" w:type="dxa"/>
+              <w:top w:w="25" w:type="dxa"/>
+              <w:left w:w="90" w:type="dxa"/>
+              <w:bottom w:w="25" w:type="dxa"/>
               <w:right w:w="90" w:type="dxa"/>
             </w:tcMar>
           </w:tcPr>
@@ -8268,9 +8364,9 @@
               <w:right w:val="single" w:sz="4" w:space="0" w:color="A6A6A6"/>
             </w:tcBorders>
             <w:tcMar>
-              <w:top w:w="60" w:type="dxa"/>
-              <w:left w:w="90" w:type="dxa"/>
-              <w:bottom w:w="60" w:type="dxa"/>
+              <w:top w:w="25" w:type="dxa"/>
+              <w:left w:w="90" w:type="dxa"/>
+              <w:bottom w:w="25" w:type="dxa"/>
               <w:right w:w="90" w:type="dxa"/>
             </w:tcMar>
           </w:tcPr>
@@ -8299,9 +8395,9 @@
               <w:right w:val="single" w:sz="4" w:space="0" w:color="A6A6A6"/>
             </w:tcBorders>
             <w:tcMar>
-              <w:top w:w="60" w:type="dxa"/>
-              <w:left w:w="90" w:type="dxa"/>
-              <w:bottom w:w="60" w:type="dxa"/>
+              <w:top w:w="25" w:type="dxa"/>
+              <w:left w:w="90" w:type="dxa"/>
+              <w:bottom w:w="25" w:type="dxa"/>
               <w:right w:w="90" w:type="dxa"/>
             </w:tcMar>
           </w:tcPr>
@@ -8335,9 +8431,9 @@
               <w:right w:val="single" w:sz="4" w:space="0" w:color="A6A6A6"/>
             </w:tcBorders>
             <w:tcMar>
-              <w:top w:w="60" w:type="dxa"/>
-              <w:left w:w="90" w:type="dxa"/>
-              <w:bottom w:w="60" w:type="dxa"/>
+              <w:top w:w="25" w:type="dxa"/>
+              <w:left w:w="90" w:type="dxa"/>
+              <w:bottom w:w="25" w:type="dxa"/>
               <w:right w:w="90" w:type="dxa"/>
             </w:tcMar>
           </w:tcPr>
@@ -8366,9 +8462,9 @@
               <w:right w:val="single" w:sz="4" w:space="0" w:color="A6A6A6"/>
             </w:tcBorders>
             <w:tcMar>
-              <w:top w:w="60" w:type="dxa"/>
-              <w:left w:w="90" w:type="dxa"/>
-              <w:bottom w:w="60" w:type="dxa"/>
+              <w:top w:w="25" w:type="dxa"/>
+              <w:left w:w="90" w:type="dxa"/>
+              <w:bottom w:w="25" w:type="dxa"/>
               <w:right w:w="90" w:type="dxa"/>
             </w:tcMar>
           </w:tcPr>
@@ -8402,9 +8498,9 @@
               <w:right w:val="single" w:sz="4" w:space="0" w:color="A6A6A6"/>
             </w:tcBorders>
             <w:tcMar>
-              <w:top w:w="60" w:type="dxa"/>
-              <w:left w:w="90" w:type="dxa"/>
-              <w:bottom w:w="60" w:type="dxa"/>
+              <w:top w:w="25" w:type="dxa"/>
+              <w:left w:w="90" w:type="dxa"/>
+              <w:bottom w:w="25" w:type="dxa"/>
               <w:right w:w="90" w:type="dxa"/>
             </w:tcMar>
           </w:tcPr>
@@ -8433,9 +8529,9 @@
               <w:right w:val="single" w:sz="4" w:space="0" w:color="A6A6A6"/>
             </w:tcBorders>
             <w:tcMar>
-              <w:top w:w="60" w:type="dxa"/>
-              <w:left w:w="90" w:type="dxa"/>
-              <w:bottom w:w="60" w:type="dxa"/>
+              <w:top w:w="25" w:type="dxa"/>
+              <w:left w:w="90" w:type="dxa"/>
+              <w:bottom w:w="25" w:type="dxa"/>
               <w:right w:w="90" w:type="dxa"/>
             </w:tcMar>
           </w:tcPr>
@@ -8469,9 +8565,9 @@
               <w:right w:val="single" w:sz="4" w:space="0" w:color="A6A6A6"/>
             </w:tcBorders>
             <w:tcMar>
-              <w:top w:w="60" w:type="dxa"/>
-              <w:left w:w="90" w:type="dxa"/>
-              <w:bottom w:w="60" w:type="dxa"/>
+              <w:top w:w="25" w:type="dxa"/>
+              <w:left w:w="90" w:type="dxa"/>
+              <w:bottom w:w="25" w:type="dxa"/>
               <w:right w:w="90" w:type="dxa"/>
             </w:tcMar>
           </w:tcPr>
@@ -8499,9 +8595,9 @@
               <w:right w:val="single" w:sz="4" w:space="0" w:color="A6A6A6"/>
             </w:tcBorders>
             <w:tcMar>
-              <w:top w:w="60" w:type="dxa"/>
-              <w:left w:w="90" w:type="dxa"/>
-              <w:bottom w:w="60" w:type="dxa"/>
+              <w:top w:w="25" w:type="dxa"/>
+              <w:left w:w="90" w:type="dxa"/>
+              <w:bottom w:w="25" w:type="dxa"/>
               <w:right w:w="90" w:type="dxa"/>
             </w:tcMar>
           </w:tcPr>
@@ -8529,7 +8625,8 @@
     <w:p>
       <w:pPr>
         <w:pStyle w:val="Heading1"/>
-        <w:spacing w:before="360" w:after="160"/>
+        <w:keepNext/>
+        <w:spacing w:before="0" w:after="160"/>
       </w:pPr>
       <w:proofErr w:type="gramStart"/>
       <w:r>
@@ -8543,6 +8640,7 @@
     <w:p>
       <w:pPr>
         <w:pStyle w:val="Heading2"/>
+        <w:keepNext/>
         <w:spacing w:before="240" w:after="100"/>
       </w:pPr>
       <w:proofErr w:type="gramStart"/>
@@ -8682,6 +8780,7 @@
     <w:p>
       <w:pPr>
         <w:pStyle w:val="Heading2"/>
+        <w:keepNext/>
         <w:spacing w:before="240" w:after="100"/>
       </w:pPr>
       <w:proofErr w:type="gramStart"/>
@@ -8757,7 +8856,21 @@
     </w:p>
     <w:p>
       <w:pPr>
+        <w:pStyle w:val="ListParagraph"/>
+        <w:numPr>
+          <w:ilvl w:val="0"/>
+          <w:numId w:val="5"/>
+        </w:numPr>
+        <w:spacing w:after="60" w:line="276" w:lineRule="auto"/>
+      </w:pPr>
+      <w:r>
+        <w:t>The disease–symptom frequency table used for question selection was built from all distinct records, including the test split. It does not affect the model's ranking, but it may make question selection slightly optimistic on the held-out records.</w:t>
+      </w:r>
+    </w:p>
+    <w:p>
+      <w:pPr>
         <w:pStyle w:val="Heading2"/>
+        <w:keepNext/>
         <w:spacing w:before="240" w:after="100"/>
       </w:pPr>
       <w:proofErr w:type="gramStart"/>
@@ -9247,7 +9360,6 @@
         <w:sectPr>
           <w:pgSz w:w="11906" w:h="16838"/>
           <w:pgMar w:top="1440" w:right="1440" w:bottom="1440" w:left="1440" w:header="708" w:footer="708" w:gutter="0"/>
-          <w:pgNumType w:start="1"/>
           <w:cols w:space="720"/>
           <w:docGrid w:linePitch="360"/>
         </w:sectPr>
@@ -9737,7 +9849,6 @@
         <w:sectPr>
           <w:pgSz w:w="11906" w:h="16838"/>
           <w:pgMar w:top="1440" w:right="1440" w:bottom="1440" w:left="1440" w:header="708" w:footer="708" w:gutter="0"/>
-          <w:pgNumType w:start="1"/>
           <w:cols w:space="720"/>
           <w:docGrid w:linePitch="360"/>
         </w:sectPr>
@@ -10713,6 +10824,7 @@
     <w:p>
       <w:pPr>
         <w:pStyle w:val="Heading2"/>
+        <w:keepNext/>
         <w:spacing w:before="240" w:after="100"/>
         <w:rPr>
           <w:rFonts w:eastAsiaTheme="minorEastAsia"/>
@@ -10734,7 +10846,7 @@
           <w:rFonts w:eastAsia="SimSun"/>
         </w:rPr>
         <w:lastRenderedPageBreak/>
-        <w:t>The decision automation component implements an explicit consultation policy. Following an evidence update, the system retrieves candidate diseases and evaluates predefined conditions governing the next action. The inspected controller supports termination when the candidate set is empty, the maximum number of questioning rounds has been reached, the candidate-count threshold has been satisfied, or no further informative question is available.</w:t>
+        <w:t>The decision automation component implements an explicit consultation policy. Following an evidence update, the system retrieves candidate diseases and evaluates predefined conditions governing the next action. In the recall773 configuration, the controller ends the consultation when the three highest-ranked diseases hold at least 0.9 of the model's score mass, when the budget of 12 follow-up questions has been used, when the candidate set is empty, or when no further informative question is available. The KG comparison mode keeps a candidate-count threshold of two.</w:t>
       </w:r>
     </w:p>
     <w:p>
@@ -10756,12 +10868,13 @@
         <w:rPr>
           <w:rFonts w:eastAsia="SimSun"/>
         </w:rPr>
-        <w:t>The current implementation provides evidence of automated process control. Its stopping conditions require further validation before they can support claims concerning diagnostic certainty. Proposed policies based on cumulative Top-3 scores and minimum positive-answer counts should be reported as experimental alternatives until their implementation and evaluation have been verified.</w:t>
+        <w:t>The top-3 mass threshold was chosen by replaying 500 held-out interviews under thresholds from 0.60 to 0.90 (Section 4.3). At 0.9, the correct disease was among the three returned candidates in 99% of the interviews that the rule ended; interviews that reach the question budget are reported as inconclusive. The rule supports a differential-diagnosis style of output rather than a claim of diagnostic certainty: model scores are uncalibrated, and no minimum number of positive answers is required, so the rule can also fire after denials alone (Section 5.1).</w:t>
       </w:r>
     </w:p>
     <w:p>
       <w:pPr>
         <w:pStyle w:val="Heading2"/>
+        <w:keepNext/>
         <w:spacing w:before="240" w:after="100"/>
         <w:rPr>
           <w:rFonts w:eastAsiaTheme="minorEastAsia"/>
@@ -10935,12 +11048,13 @@
         <w:rPr>
           <w:rFonts w:eastAsia="SimSun"/>
         </w:rPr>
-        <w:t xml:space="preserve"> is an annotation-derived proxy. Its interpretation as an answer probability depends on assumptions about disease–symptom relationships and ranking calibration. Quantitative evaluation should therefore establish whether the heuristic improves retrieval efficiency relative to random and fixed-order policies.</w:t>
+        <w:t xml:space="preserve"> is an annotation-derived proxy. Its interpretation as an answer probability depends on assumptions about disease–symptom relationships and ranking calibration. Against a baseline that asks a random question from the same candidate pool, the heuristic reduced the average interview from 5.5 to 5.0 questions and raised Hits@3 from 82.1% to 85.4% on 500 held-out records, although Hits@1 was 3 points lower (Section 4.4).</w:t>
       </w:r>
     </w:p>
     <w:p>
       <w:pPr>
         <w:pStyle w:val="Heading2"/>
+        <w:keepNext/>
         <w:spacing w:before="240" w:after="100"/>
         <w:rPr>
           <w:rFonts w:eastAsiaTheme="minorEastAsia"/>
@@ -11035,6 +11149,7 @@
     <w:p>
       <w:pPr>
         <w:pStyle w:val="Heading2"/>
+        <w:keepNext/>
         <w:spacing w:before="240" w:after="100"/>
         <w:rPr>
           <w:rFonts w:eastAsiaTheme="minorEastAsia"/>
@@ -11085,7 +11200,7 @@
         <w:rPr>
           <w:rFonts w:eastAsia="SimSun"/>
         </w:rPr>
-        <w:t>A recorded KG-mode test identified cough as present and fever as absent, returned candidate diseases, and selected a follow-up question concerning chest pain. This demonstrates an integrated workflow involving cognitive interaction, informed search, and rule-controlled consultation. A corresponding end-to-end demonstration in recall773 mode is required to establish the trained retrieval model’s participation in the same workflow.</w:t>
+        <w:t>A recorded KG-mode test identified cough as present and fever as absent, returned candidate diseases, and selected a follow-up question concerning chest pain. This demonstrates an integrated workflow involving cognitive interaction, informed search, and rule-controlled consultation. The same workflow runs end to end in recall773 mode: the experiments in Section 4 drive complete interviews through language understanding, the trained retrieval model, informed search, the stopping rule and drug retrieval.</w:t>
       </w:r>
     </w:p>
     <w:p>
@@ -11137,6 +11252,7 @@
     <w:p>
       <w:pPr>
         <w:pStyle w:val="Heading2"/>
+        <w:keepNext/>
         <w:spacing w:before="240" w:after="100"/>
         <w:rPr>
           <w:rFonts w:eastAsiaTheme="minorEastAsia"/>
@@ -11649,14 +11765,14 @@
         <w:spacing w:after="120"/>
       </w:pPr>
       <w:r>
-        <w:t>Keep these repository assets when transferring the application:</w:t>
+        <w:t>Keep these repository assets (paths relative to SystemCode) when transferring the application:</w:t>
       </w:r>
     </w:p>
     <w:p>
       <w:pPr>
         <w:numPr>
           <w:ilvl w:val="0"/>
-          <w:numId w:val="7"/>
+          <w:numId w:val="8"/>
         </w:numPr>
         <w:spacing w:after="120" w:line="276" w:lineRule="auto"/>
         <w:contextualSpacing/>
@@ -11669,7 +11785,7 @@
       <w:pPr>
         <w:numPr>
           <w:ilvl w:val="0"/>
-          <w:numId w:val="7"/>
+          <w:numId w:val="8"/>
         </w:numPr>
         <w:spacing w:after="120" w:line="276" w:lineRule="auto"/>
         <w:contextualSpacing/>
@@ -11682,7 +11798,7 @@
       <w:pPr>
         <w:numPr>
           <w:ilvl w:val="0"/>
-          <w:numId w:val="7"/>
+          <w:numId w:val="8"/>
         </w:numPr>
         <w:spacing w:after="120" w:line="276" w:lineRule="auto"/>
         <w:contextualSpacing/>
@@ -11705,7 +11821,7 @@
       <w:pPr>
         <w:numPr>
           <w:ilvl w:val="0"/>
-          <w:numId w:val="7"/>
+          <w:numId w:val="8"/>
         </w:numPr>
         <w:spacing w:after="120" w:line="276" w:lineRule="auto"/>
         <w:contextualSpacing/>
@@ -11749,6 +11865,7 @@
     <w:p>
       <w:pPr>
         <w:pStyle w:val="Heading2"/>
+        <w:keepNext/>
         <w:spacing w:before="240" w:after="100"/>
         <w:rPr>
           <w:rFonts w:eastAsiaTheme="minorEastAsia"/>
@@ -11766,7 +11883,7 @@
         <w:spacing w:after="120"/>
       </w:pPr>
       <w:r>
-        <w:t>Open PowerShell in the repository root. The example below assumes the checkout is stored at C:\Projects\SymptomGuide. Replace that path with your actual project folder.</w:t>
+        <w:t>All application files are in the SystemCode folder of the repository, and every command and relative path in this guide (scripts, backend, frontend) is relative to that folder. The example below assumes the repository is cloned to C:\Projects\SymptomGuide, so the project root is C:\Projects\SymptomGuide\SystemCode. Replace that path with your actual project folder.</w:t>
       </w:r>
     </w:p>
     <w:p>
@@ -11800,7 +11917,7 @@
           <w:rFonts w:ascii="Consolas" w:hAnsi="Consolas"/>
           <w:sz w:val="18"/>
         </w:rPr>
-        <w:t>SymptomGuide</w:t>
+        <w:t>SymptomGuide\SystemCode</w:t>
       </w:r>
       <w:proofErr w:type="spellEnd"/>
       <w:r>
@@ -12240,6 +12357,7 @@
     <w:p>
       <w:pPr>
         <w:pStyle w:val="Heading2"/>
+        <w:keepNext/>
         <w:spacing w:before="240" w:after="100"/>
       </w:pPr>
       <w:r>
@@ -12975,6 +13093,7 @@
     <w:p>
       <w:pPr>
         <w:pStyle w:val="Heading2"/>
+        <w:keepNext/>
         <w:spacing w:before="240" w:after="100"/>
         <w:rPr>
           <w:rFonts w:eastAsiaTheme="minorEastAsia"/>
@@ -12991,6 +13110,7 @@
     <w:p>
       <w:pPr>
         <w:pStyle w:val="Heading3"/>
+        <w:keepNext/>
       </w:pPr>
       <w:r>
         <w:rPr>
@@ -13029,6 +13149,7 @@
     <w:p>
       <w:pPr>
         <w:pStyle w:val="Heading3"/>
+        <w:keepNext/>
       </w:pPr>
       <w:r>
         <w:rPr>
@@ -13062,6 +13183,7 @@
     <w:p>
       <w:pPr>
         <w:pStyle w:val="Heading3"/>
+        <w:keepNext/>
       </w:pPr>
       <w:r>
         <w:rPr>
@@ -13095,6 +13217,7 @@
     <w:p>
       <w:pPr>
         <w:pStyle w:val="Heading3"/>
+        <w:keepNext/>
         <w:rPr>
           <w:rFonts w:eastAsiaTheme="minorEastAsia"/>
         </w:rPr>
@@ -13139,6 +13262,7 @@
     <w:p>
       <w:pPr>
         <w:pStyle w:val="Heading2"/>
+        <w:keepNext/>
         <w:spacing w:before="240" w:after="100"/>
         <w:rPr>
           <w:rFonts w:eastAsiaTheme="minorEastAsia"/>
@@ -13492,6 +13616,7 @@
     <w:p>
       <w:pPr>
         <w:pStyle w:val="Heading2"/>
+        <w:keepNext/>
         <w:spacing w:before="240" w:after="100"/>
         <w:rPr>
           <w:rFonts w:eastAsiaTheme="minorEastAsia"/>
@@ -14290,6 +14415,7 @@
     <w:p>
       <w:pPr>
         <w:pStyle w:val="Heading2"/>
+        <w:keepNext/>
         <w:spacing w:before="240" w:after="100"/>
         <w:rPr>
           <w:rFonts w:eastAsiaTheme="minorEastAsia"/>
@@ -15268,6 +15394,7 @@
     <w:p>
       <w:pPr>
         <w:pStyle w:val="Heading2"/>
+        <w:keepNext/>
         <w:spacing w:before="240" w:after="100"/>
         <w:rPr>
           <w:rFonts w:eastAsiaTheme="minorEastAsia"/>
@@ -15425,6 +15552,7 @@
     <w:p>
       <w:pPr>
         <w:pStyle w:val="Heading2"/>
+        <w:keepNext/>
         <w:spacing w:before="240" w:after="100"/>
         <w:rPr>
           <w:rFonts w:eastAsiaTheme="minorEastAsia"/>
@@ -15445,13 +15573,13 @@
     </w:p>
     <w:p>
       <w:pPr>
-        <w:numPr>
-          <w:ilvl w:val="0"/>
-          <w:numId w:val="7"/>
-        </w:numPr>
-        <w:spacing w:after="120" w:line="276" w:lineRule="auto"/>
-        <w:contextualSpacing/>
-      </w:pPr>
+        <w:spacing w:after="80"/>
+        <w:ind w:left="520" w:hanging="520"/>
+        <w:jc w:val="left"/>
+      </w:pPr>
+      <w:r>
+        <w:t xml:space="preserve">[1]  </w:t>
+      </w:r>
       <w:r>
         <w:t>Repository: scripts/run.ps1, backend/app/config.py, backend/app/dependencies.py and frontend/</w:t>
       </w:r>
@@ -15469,31 +15597,31 @@
       </w:r>
       <w:proofErr w:type="spellEnd"/>
       <w:r>
-        <w:t>, commit 74408e7.</w:t>
-      </w:r>
-    </w:p>
-    <w:p>
-      <w:pPr>
-        <w:numPr>
-          <w:ilvl w:val="0"/>
-          <w:numId w:val="7"/>
-        </w:numPr>
-        <w:spacing w:after="120" w:line="276" w:lineRule="auto"/>
-        <w:contextualSpacing/>
-      </w:pPr>
+        <w:t>.</w:t>
+      </w:r>
+    </w:p>
+    <w:p>
+      <w:pPr>
+        <w:spacing w:after="80"/>
+        <w:ind w:left="520" w:hanging="520"/>
+        <w:jc w:val="left"/>
+      </w:pPr>
+      <w:r>
+        <w:t xml:space="preserve">[2]  </w:t>
+      </w:r>
       <w:r>
         <w:t>Runtime: backend/app/services/recall773_reasoning_service.py, ddxplus_reasoning_service.py and ddxplus_runtime.py.</w:t>
       </w:r>
     </w:p>
     <w:p>
       <w:pPr>
-        <w:numPr>
-          <w:ilvl w:val="0"/>
-          <w:numId w:val="7"/>
-        </w:numPr>
-        <w:spacing w:after="120" w:line="276" w:lineRule="auto"/>
-        <w:contextualSpacing/>
-      </w:pPr>
+        <w:spacing w:after="80"/>
+        <w:ind w:left="520" w:hanging="520"/>
+        <w:jc w:val="left"/>
+      </w:pPr>
+      <w:r>
+        <w:t xml:space="preserve">[3]  </w:t>
+      </w:r>
       <w:proofErr w:type="spellStart"/>
       <w:r>
         <w:t>Ollama</w:t>
@@ -15505,52 +15633,52 @@
     </w:p>
     <w:p>
       <w:pPr>
-        <w:numPr>
-          <w:ilvl w:val="0"/>
-          <w:numId w:val="7"/>
-        </w:numPr>
-        <w:spacing w:after="120" w:line="276" w:lineRule="auto"/>
-        <w:contextualSpacing/>
-      </w:pPr>
+        <w:spacing w:after="80"/>
+        <w:ind w:left="520" w:hanging="520"/>
+        <w:jc w:val="left"/>
+      </w:pPr>
+      <w:r>
+        <w:t xml:space="preserve">[4]  </w:t>
+      </w:r>
       <w:r>
         <w:t>Python virtual environments: https://docs.python.org/3/library/venv.html</w:t>
       </w:r>
     </w:p>
     <w:p>
       <w:pPr>
-        <w:numPr>
-          <w:ilvl w:val="0"/>
-          <w:numId w:val="7"/>
-        </w:numPr>
-        <w:spacing w:after="120" w:line="276" w:lineRule="auto"/>
-        <w:contextualSpacing/>
-      </w:pPr>
+        <w:spacing w:after="80"/>
+        <w:ind w:left="520" w:hanging="520"/>
+        <w:jc w:val="left"/>
+      </w:pPr>
+      <w:r>
+        <w:t xml:space="preserve">[5]  </w:t>
+      </w:r>
       <w:r>
         <w:t>Node.js distribution: https://nodejs.org/en/download</w:t>
       </w:r>
     </w:p>
     <w:p>
       <w:pPr>
-        <w:numPr>
-          <w:ilvl w:val="0"/>
-          <w:numId w:val="7"/>
-        </w:numPr>
-        <w:spacing w:after="120" w:line="276" w:lineRule="auto"/>
-        <w:contextualSpacing/>
-      </w:pPr>
+        <w:spacing w:after="80"/>
+        <w:ind w:left="520" w:hanging="520"/>
+        <w:jc w:val="left"/>
+      </w:pPr>
+      <w:r>
+        <w:t xml:space="preserve">[6]  </w:t>
+      </w:r>
       <w:r>
         <w:t>Locked frontend installation: https://docs.npmjs.com/cli/v11/commands/npm-ci/</w:t>
       </w:r>
     </w:p>
     <w:p>
       <w:pPr>
-        <w:numPr>
-          <w:ilvl w:val="0"/>
-          <w:numId w:val="7"/>
-        </w:numPr>
-        <w:spacing w:after="120" w:line="276" w:lineRule="auto"/>
-        <w:contextualSpacing/>
-      </w:pPr>
+        <w:spacing w:after="80"/>
+        <w:ind w:left="520" w:hanging="520"/>
+        <w:jc w:val="left"/>
+      </w:pPr>
+      <w:r>
+        <w:t xml:space="preserve">[7]  </w:t>
+      </w:r>
       <w:r>
         <w:t>Course briefing v2.17, slides 6 and 9: technique coverage and separate five-minute design video.</w:t>
       </w:r>
@@ -15574,7 +15702,6 @@
     <w:sectPr>
       <w:pgSz w:w="11906" w:h="16838"/>
       <w:pgMar w:top="1440" w:right="1440" w:bottom="1440" w:left="1440" w:header="708" w:footer="708" w:gutter="0"/>
-      <w:pgNumType w:start="1"/>
       <w:cols w:space="720"/>
       <w:docGrid w:linePitch="360"/>
     </w:sectPr>
@@ -15741,6 +15868,12 @@
   </w:num>
   <w:num w:numId="7" w16cid:durableId="2033340920">
     <w:abstractNumId w:val="0"/>
+  </w:num>
+  <w:num w:numId="8">
+    <w:abstractNumId w:val="1"/>
+    <w:lvlOverride w:ilvl="0">
+      <w:startOverride w:val="1"/>
+    </w:lvlOverride>
   </w:num>
 </w:numbering>
 </file>
